--- a/C#/Assessment2/Part2/2DShapeCalculator_TestPlan_For_Units.docx
+++ b/C#/Assessment2/Part2/2DShapeCalculator_TestPlan_For_Units.docx
@@ -7,16 +7,7 @@
         <w:pStyle w:val="Title"/>
       </w:pPr>
       <w:r>
-        <w:t>T</w:t>
-      </w:r>
-      <w:r>
-        <w:t xml:space="preserve">est Plan </w:t>
-      </w:r>
-      <w:r>
-        <w:t>for Unit Test of</w:t>
-      </w:r>
-      <w:r>
-        <w:t xml:space="preserve"> Shape Calculator Console Application</w:t>
+        <w:t>Test Plan for Unit Test of Shape Calculator Console Application</w:t>
       </w:r>
     </w:p>
     <w:p>
@@ -1355,7 +1346,7 @@
               <w:spacing w:after="200" w:line="276" w:lineRule="auto"/>
             </w:pPr>
             <w:r>
-              <w:t>Input is non-numeric</w:t>
+              <w:t>invalid input</w:t>
             </w:r>
           </w:p>
         </w:tc>
@@ -1369,7 +1360,13 @@
               <w:spacing w:after="200" w:line="276" w:lineRule="auto"/>
             </w:pPr>
             <w:r>
-              <w:t>Side="abc"</w:t>
+              <w:t>Side="</w:t>
+            </w:r>
+            <w:r>
+              <w:t>-1</w:t>
+            </w:r>
+            <w:r>
+              <w:t>"</w:t>
             </w:r>
           </w:p>
         </w:tc>
@@ -1396,9 +1393,6 @@
             <w:pPr>
               <w:spacing w:after="200" w:line="276" w:lineRule="auto"/>
             </w:pPr>
-            <w:r>
-              <w:t>Non-numeric</w:t>
-            </w:r>
           </w:p>
         </w:tc>
         <w:tc>
